--- a/docs/ISO27001/Prezkum_pristupovych_prav_2026-07.docx
+++ b/docs/ISO27001/Prezkum_pristupovych_prav_2026-07.docx
@@ -1373,7 +1373,7 @@
           <w:sz w:val="20"/>
           <w:szCs w:val="20"/>
         </w:rPr>
-        <w:t xml:space="preserve">. Rodiče schvalují vše; Petra (18) je plný schvalovatel pro bannery ze své vlastní instance (Claude-26) včetně destruktivních operací, s trvale zapnutým auditem.</w:t>
+        <w:t xml:space="preserve">. Rodiče schvalují vše; Petra Šafránková (18) je plný schvalovatel pro bannery ze své vlastní instance (Claude-26) včetně destruktivních operací, s trvale zapnutým auditem.</w:t>
       </w:r>
     </w:p>
     <w:p>
@@ -4964,7 +4964,7 @@
           <w:sz w:val="20"/>
           <w:szCs w:val="20"/>
         </w:rPr>
-        <w:t xml:space="preserve">Výslovné granty má aktuálně jediná osoba — Petra Šafránková (18); ostatní pracují buď jako rodič (bypass), nebo bez aplikačních grantů. Udělila Kristý (11), 23.–24. 6. 2026.</w:t>
+        <w:t xml:space="preserve">Výslovné granty má aktuálně jediná osoba — Petra Šafránková (18); ostatní pracují buď jako rodič (bypass), nebo bez aplikačních grantů. Udělila Kristýna Marešová (11), 23.–24. 6. 2026.</w:t>
       </w:r>
     </w:p>
     <w:tbl>
@@ -8662,7 +8662,7 @@
                 <w:sz w:val="20"/>
                 <w:szCs w:val="20"/>
               </w:rPr>
-              <w:t xml:space="preserve">Doložit souhlas jednatele k udělení sysadmina (záznam/e-mail); zkontrolovat, že Jirka nemá přístup k osobním datům (rodič = NE).</w:t>
+              <w:t xml:space="preserve">Doložit souhlas jednatele k udělení sysadmina (záznam/e-mail); zkontrolovat, že Jiří Honomichl nemá přístup k osobním datům (rodič = NE).</w:t>
             </w:r>
           </w:p>
         </w:tc>
@@ -8820,7 +8820,7 @@
                 <w:sz w:val="20"/>
                 <w:szCs w:val="20"/>
               </w:rPr>
-              <w:t xml:space="preserve">Petra (18) má v datech u banka/parovani jen read (SoD), avšak kódová množina _banka_can_uid jí na finančních endpointech dává i zápis (širší než datový záměr).</w:t>
+              <w:t xml:space="preserve">Petra Šafránková (18) má v datech u banka/parovani jen read (SoD), avšak kódová množina _banka_can_uid jí na finančních endpointech dává i zápis (širší než datový záměr).</w:t>
             </w:r>
           </w:p>
         </w:tc>
